--- a/docs/files/f53_文雪_山东大学_海信集团_电商运营实习生渠道运营方向（电商运营）.docx
+++ b/docs/files/f53_文雪_山东大学_海信集团_电商运营实习生渠道运营方向（电商运营）.docx
@@ -942,6 +942,7 @@
                 <w:bCs/>
                 <w:sz w:val="21"/>
               </w:rPr>
+              <w:t>核心课程：统计学、Python程序设计、大数据管理与分析、供应链建模与仿真、ERP供应链管理综合实验、采购管理、物流管理</w:t>
             </w:r>
             <w:r>
               <w:rPr>
@@ -979,7 +980,6 @@
                 <w:b w:val="0"/>
                 <w:sz w:val="21"/>
               </w:rPr>
-              <w:t>核心课程：统计学、Python 程序设计、大数据管理与分析、供应链建模与仿真、ERP 供应链管理综合实验、采购管理、物流管理</w:t>
             </w:r>
           </w:p>
         </w:tc>
